--- a/doc/PRJ_2113_D-sElectronique-POBJ-v0.0.1 (2).docx
+++ b/doc/PRJ_2113_D-sElectronique-POBJ-v0.0.1 (2).docx
@@ -1,6 +1,6 @@
 
 <file path=word/document.xml><?xml version="1.0" encoding="utf-8"?>
-<w:document xmlns:wpc="http://schemas.microsoft.com/office/word/2010/wordprocessingCanvas" xmlns:cx="http://schemas.microsoft.com/office/drawing/2014/chartex" xmlns:cx1="http://schemas.microsoft.com/office/drawing/2015/9/8/chartex" xmlns:cx2="http://schemas.microsoft.com/office/drawing/2015/10/21/chartex" xmlns:cx3="http://schemas.microsoft.com/office/drawing/2016/5/9/chartex" xmlns:cx4="http://schemas.microsoft.com/office/drawing/2016/5/10/chartex" xmlns:cx5="http://schemas.microsoft.com/office/drawing/2016/5/11/chartex" xmlns:cx6="http://schemas.microsoft.com/office/drawing/2016/5/12/chartex" xmlns:cx7="http://schemas.microsoft.com/office/drawing/2016/5/13/chartex" xmlns:cx8="http://schemas.microsoft.com/office/drawing/2016/5/14/chartex" xmlns:mc="http://schemas.openxmlformats.org/markup-compatibility/2006" xmlns:aink="http://schemas.microsoft.com/office/drawing/2016/ink" xmlns:am3d="http://schemas.microsoft.com/office/drawing/2017/model3d" xmlns:o="urn:schemas-microsoft-com:office:office" xmlns:r="http://schemas.openxmlformats.org/officeDocument/2006/relationships" xmlns:m="http://schemas.openxmlformats.org/officeDocument/2006/math" xmlns:v="urn:schemas-microsoft-com:vml" xmlns:wp14="http://schemas.microsoft.com/office/word/2010/wordprocessingDrawing" xmlns:wp="http://schemas.openxmlformats.org/drawingml/2006/wordprocessingDrawing" xmlns:w10="urn:schemas-microsoft-com:office:word" xmlns:w="http://schemas.openxmlformats.org/wordprocessingml/2006/main" xmlns:w14="http://schemas.microsoft.com/office/word/2010/wordml" xmlns:w15="http://schemas.microsoft.com/office/word/2012/wordml" xmlns:w16cex="http://schemas.microsoft.com/office/word/2018/wordml/cex" xmlns:w16cid="http://schemas.microsoft.com/office/word/2016/wordml/cid" xmlns:w16="http://schemas.microsoft.com/office/word/2018/wordml" xmlns:w16se="http://schemas.microsoft.com/office/word/2015/wordml/symex" xmlns:wpg="http://schemas.microsoft.com/office/word/2010/wordprocessingGroup" xmlns:wpi="http://schemas.microsoft.com/office/word/2010/wordprocessingInk" xmlns:wne="http://schemas.microsoft.com/office/word/2006/wordml" xmlns:wps="http://schemas.microsoft.com/office/word/2010/wordprocessingShape" mc:Ignorable="w14 w15 w16se w16cid w16 w16cex wp14">
+<w:document xmlns:wpc="http://schemas.microsoft.com/office/word/2010/wordprocessingCanvas" xmlns:cx="http://schemas.microsoft.com/office/drawing/2014/chartex" xmlns:cx1="http://schemas.microsoft.com/office/drawing/2015/9/8/chartex" xmlns:cx2="http://schemas.microsoft.com/office/drawing/2015/10/21/chartex" xmlns:cx3="http://schemas.microsoft.com/office/drawing/2016/5/9/chartex" xmlns:cx4="http://schemas.microsoft.com/office/drawing/2016/5/10/chartex" xmlns:cx5="http://schemas.microsoft.com/office/drawing/2016/5/11/chartex" xmlns:cx6="http://schemas.microsoft.com/office/drawing/2016/5/12/chartex" xmlns:cx7="http://schemas.microsoft.com/office/drawing/2016/5/13/chartex" xmlns:cx8="http://schemas.microsoft.com/office/drawing/2016/5/14/chartex" xmlns:mc="http://schemas.openxmlformats.org/markup-compatibility/2006" xmlns:aink="http://schemas.microsoft.com/office/drawing/2016/ink" xmlns:am3d="http://schemas.microsoft.com/office/drawing/2017/model3d" xmlns:o="urn:schemas-microsoft-com:office:office" xmlns:oel="http://schemas.microsoft.com/office/2019/extlst" xmlns:r="http://schemas.openxmlformats.org/officeDocument/2006/relationships" xmlns:m="http://schemas.openxmlformats.org/officeDocument/2006/math" xmlns:v="urn:schemas-microsoft-com:vml" xmlns:wp14="http://schemas.microsoft.com/office/word/2010/wordprocessingDrawing" xmlns:wp="http://schemas.openxmlformats.org/drawingml/2006/wordprocessingDrawing" xmlns:w10="urn:schemas-microsoft-com:office:word" xmlns:w="http://schemas.openxmlformats.org/wordprocessingml/2006/main" xmlns:w14="http://schemas.microsoft.com/office/word/2010/wordml" xmlns:w15="http://schemas.microsoft.com/office/word/2012/wordml" xmlns:w16cex="http://schemas.microsoft.com/office/word/2018/wordml/cex" xmlns:w16cid="http://schemas.microsoft.com/office/word/2016/wordml/cid" xmlns:w16="http://schemas.microsoft.com/office/word/2018/wordml" xmlns:w16du="http://schemas.microsoft.com/office/word/2023/wordml/word16du" xmlns:w16sdtdh="http://schemas.microsoft.com/office/word/2020/wordml/sdtdatahash" xmlns:w16sdtfl="http://schemas.microsoft.com/office/word/2024/wordml/sdtformatlock" xmlns:w16se="http://schemas.microsoft.com/office/word/2015/wordml/symex" xmlns:wpg="http://schemas.microsoft.com/office/word/2010/wordprocessingGroup" xmlns:wpi="http://schemas.microsoft.com/office/word/2010/wordprocessingInk" xmlns:wne="http://schemas.microsoft.com/office/word/2006/wordml" xmlns:wps="http://schemas.microsoft.com/office/word/2010/wordprocessingShape" mc:Ignorable="w14 w15 w16se w16cid w16 w16cex w16sdtdh w16sdtfl w16du wp14">
   <w:body>
     <w:p>
       <w:pPr>
@@ -22,11 +22,19 @@
           <w:i/>
         </w:rPr>
       </w:pPr>
-      <w:r>
-        <w:rPr>
-          <w:i/>
-        </w:rPr>
-        <w:t>Note: Les textes explicatifs en italique peuvent être supprimés</w:t>
+      <w:proofErr w:type="gramStart"/>
+      <w:r>
+        <w:rPr>
+          <w:i/>
+        </w:rPr>
+        <w:t>Note:</w:t>
+      </w:r>
+      <w:proofErr w:type="gramEnd"/>
+      <w:r>
+        <w:rPr>
+          <w:i/>
+        </w:rPr>
+        <w:t xml:space="preserve"> Les textes explicatifs en italique peuvent être supprimés</w:t>
       </w:r>
     </w:p>
     <w:p>
@@ -67,6 +75,7 @@
                 <w:rStyle w:val="lev"/>
               </w:rPr>
             </w:pPr>
+            <w:proofErr w:type="gramStart"/>
             <w:r>
               <w:rPr>
                 <w:rStyle w:val="lev"/>
@@ -79,6 +88,7 @@
               </w:rPr>
               <w:t>ROJET:</w:t>
             </w:r>
+            <w:proofErr w:type="gramEnd"/>
           </w:p>
         </w:tc>
         <w:tc>
@@ -112,8 +122,16 @@
               <w:rPr>
                 <w:rStyle w:val="lev"/>
               </w:rPr>
-              <w:t>Entreprise/Client:</w:t>
-            </w:r>
+              <w:t>Entreprise/</w:t>
+            </w:r>
+            <w:proofErr w:type="gramStart"/>
+            <w:r>
+              <w:rPr>
+                <w:rStyle w:val="lev"/>
+              </w:rPr>
+              <w:t>Client:</w:t>
+            </w:r>
+            <w:proofErr w:type="gramEnd"/>
           </w:p>
         </w:tc>
         <w:tc>
@@ -137,12 +155,14 @@
                 <w:b/>
               </w:rPr>
             </w:pPr>
+            <w:proofErr w:type="gramStart"/>
             <w:r>
               <w:rPr>
                 <w:b/>
               </w:rPr>
               <w:t>Département:</w:t>
             </w:r>
+            <w:proofErr w:type="gramEnd"/>
           </w:p>
         </w:tc>
         <w:tc>
@@ -177,7 +197,14 @@
               <w:rPr>
                 <w:rStyle w:val="lev"/>
               </w:rPr>
-              <w:t>Demandé par (Prénom, Nom)</w:t>
+              <w:t>Demandé par (Prénom, Nom</w:t>
+            </w:r>
+            <w:proofErr w:type="gramStart"/>
+            <w:r>
+              <w:rPr>
+                <w:rStyle w:val="lev"/>
+              </w:rPr>
+              <w:t>)</w:t>
             </w:r>
             <w:r>
               <w:rPr>
@@ -185,6 +212,7 @@
               </w:rPr>
               <w:t>:</w:t>
             </w:r>
+            <w:proofErr w:type="gramEnd"/>
           </w:p>
         </w:tc>
         <w:tc>
@@ -199,6 +227,7 @@
             <w:shd w:val="clear" w:color="auto" w:fill="C5E0B3" w:themeFill="accent6" w:themeFillTint="66"/>
           </w:tcPr>
           <w:p>
+            <w:proofErr w:type="gramStart"/>
             <w:r>
               <w:rPr>
                 <w:rStyle w:val="lev"/>
@@ -211,6 +240,7 @@
               </w:rPr>
               <w:t>:</w:t>
             </w:r>
+            <w:proofErr w:type="gramEnd"/>
           </w:p>
         </w:tc>
         <w:tc>
@@ -311,8 +341,16 @@
               <w:rPr>
                 <w:rStyle w:val="lev"/>
               </w:rPr>
-              <w:t xml:space="preserve"> à modifier:</w:t>
-            </w:r>
+              <w:t xml:space="preserve"> à </w:t>
+            </w:r>
+            <w:proofErr w:type="gramStart"/>
+            <w:r>
+              <w:rPr>
+                <w:rStyle w:val="lev"/>
+              </w:rPr>
+              <w:t>modifier:</w:t>
+            </w:r>
+            <w:proofErr w:type="gramEnd"/>
           </w:p>
         </w:tc>
         <w:tc>
@@ -376,8 +414,16 @@
               <w:rPr>
                 <w:rStyle w:val="lev"/>
               </w:rPr>
-              <w:t>Auteur (ETML-ES):</w:t>
-            </w:r>
+              <w:t>Auteur (ETML-ES</w:t>
+            </w:r>
+            <w:proofErr w:type="gramStart"/>
+            <w:r>
+              <w:rPr>
+                <w:rStyle w:val="lev"/>
+              </w:rPr>
+              <w:t>):</w:t>
+            </w:r>
+            <w:proofErr w:type="gramEnd"/>
           </w:p>
         </w:tc>
         <w:tc>
@@ -401,12 +447,14 @@
                 <w:b/>
               </w:rPr>
             </w:pPr>
+            <w:proofErr w:type="gramStart"/>
             <w:r>
               <w:rPr>
                 <w:b/>
               </w:rPr>
               <w:t>Filière:</w:t>
             </w:r>
+            <w:proofErr w:type="gramEnd"/>
           </w:p>
         </w:tc>
         <w:tc>
@@ -436,8 +484,16 @@
               <w:rPr>
                 <w:rStyle w:val="lev"/>
               </w:rPr>
-              <w:t>Nouvelle version:</w:t>
-            </w:r>
+              <w:t xml:space="preserve">Nouvelle </w:t>
+            </w:r>
+            <w:proofErr w:type="gramStart"/>
+            <w:r>
+              <w:rPr>
+                <w:rStyle w:val="lev"/>
+              </w:rPr>
+              <w:t>version:</w:t>
+            </w:r>
+            <w:proofErr w:type="gramEnd"/>
           </w:p>
         </w:tc>
         <w:tc>
@@ -468,12 +524,14 @@
                 <w:b/>
               </w:rPr>
             </w:pPr>
+            <w:proofErr w:type="gramStart"/>
             <w:r>
               <w:rPr>
                 <w:b/>
               </w:rPr>
               <w:t>Date:</w:t>
             </w:r>
+            <w:proofErr w:type="gramEnd"/>
           </w:p>
         </w:tc>
         <w:tc>
@@ -563,7 +621,14 @@
         <w:rPr>
           <w:i/>
         </w:rPr>
-        <w:t>…)</w:t>
+        <w:t>…</w:t>
+      </w:r>
+      <w:proofErr w:type="gramStart"/>
+      <w:r>
+        <w:rPr>
+          <w:i/>
+        </w:rPr>
+        <w:t>)</w:t>
       </w:r>
       <w:r>
         <w:rPr>
@@ -571,6 +636,7 @@
         </w:rPr>
         <w:t>:</w:t>
       </w:r>
+      <w:proofErr w:type="gramEnd"/>
       <w:r>
         <w:rPr>
           <w:i/>
@@ -632,37 +698,19 @@
         </w:rPr>
         <w:t xml:space="preserve">, </w:t>
       </w:r>
-      <w:proofErr w:type="spellStart"/>
       <w:r>
         <w:rPr>
           <w:i/>
           <w:iCs/>
         </w:rPr>
-        <w:t>peut</w:t>
-      </w:r>
-      <w:proofErr w:type="spellEnd"/>
+        <w:t>peu</w:t>
+      </w:r>
       <w:r>
         <w:rPr>
           <w:i/>
           <w:iCs/>
         </w:rPr>
-        <w:t xml:space="preserve"> </w:t>
-      </w:r>
-      <w:proofErr w:type="spellStart"/>
-      <w:r>
-        <w:rPr>
-          <w:i/>
-          <w:iCs/>
-        </w:rPr>
-        <w:t>importe</w:t>
-      </w:r>
-      <w:proofErr w:type="spellEnd"/>
-      <w:r>
-        <w:rPr>
-          <w:i/>
-          <w:iCs/>
-        </w:rPr>
-        <w:t xml:space="preserve"> la force ou le temps</w:t>
+        <w:t xml:space="preserve"> importe la force ou le temps</w:t>
       </w:r>
       <w:r>
         <w:rPr>
@@ -1150,7 +1198,7 @@
               <w:jc w:val="center"/>
             </w:pPr>
             <w:r>
-              <w:t>x</w:t>
+              <w:t>ok</w:t>
             </w:r>
           </w:p>
         </w:tc>
@@ -1220,6 +1268,9 @@
               <w:t>Mplab</w:t>
             </w:r>
             <w:proofErr w:type="spellEnd"/>
+            <w:r>
+              <w:t>(v3)</w:t>
+            </w:r>
           </w:p>
         </w:tc>
         <w:tc>
@@ -1231,7 +1282,10 @@
               <w:jc w:val="center"/>
             </w:pPr>
             <w:r>
-              <w:t>x</w:t>
+              <w:t>o</w:t>
+            </w:r>
+            <w:r>
+              <w:t>k</w:t>
             </w:r>
           </w:p>
         </w:tc>
@@ -1310,7 +1364,7 @@
               <w:jc w:val="center"/>
             </w:pPr>
             <w:r>
-              <w:t>x</w:t>
+              <w:t>ok</w:t>
             </w:r>
           </w:p>
         </w:tc>
@@ -1385,6 +1439,12 @@
             <w:pPr>
               <w:jc w:val="center"/>
             </w:pPr>
+            <w:r>
+              <w:t>N</w:t>
+            </w:r>
+            <w:r>
+              <w:t>ok</w:t>
+            </w:r>
           </w:p>
         </w:tc>
         <w:tc>
@@ -1459,7 +1519,7 @@
               <w:jc w:val="center"/>
             </w:pPr>
             <w:r>
-              <w:t>x</w:t>
+              <w:t>Ok</w:t>
             </w:r>
           </w:p>
         </w:tc>
@@ -1540,7 +1600,7 @@
               <w:jc w:val="center"/>
             </w:pPr>
             <w:r>
-              <w:t>x</w:t>
+              <w:t>Ok</w:t>
             </w:r>
           </w:p>
         </w:tc>
@@ -1623,6 +1683,9 @@
             <w:pPr>
               <w:jc w:val="center"/>
             </w:pPr>
+            <w:r>
+              <w:t>ok</w:t>
+            </w:r>
           </w:p>
         </w:tc>
         <w:tc>
@@ -1697,7 +1760,7 @@
               <w:jc w:val="center"/>
             </w:pPr>
             <w:r>
-              <w:t>x</w:t>
+              <w:t>ok</w:t>
             </w:r>
           </w:p>
         </w:tc>
@@ -1772,6 +1835,9 @@
             <w:pPr>
               <w:jc w:val="center"/>
             </w:pPr>
+            <w:r>
+              <w:t>ok</w:t>
+            </w:r>
           </w:p>
         </w:tc>
         <w:tc>
@@ -1845,6 +1911,9 @@
             <w:pPr>
               <w:jc w:val="center"/>
             </w:pPr>
+            <w:r>
+              <w:t>nok</w:t>
+            </w:r>
           </w:p>
         </w:tc>
         <w:tc>
@@ -1918,6 +1987,9 @@
             <w:pPr>
               <w:jc w:val="center"/>
             </w:pPr>
+            <w:r>
+              <w:t>Ok</w:t>
+            </w:r>
           </w:p>
         </w:tc>
         <w:tc>
@@ -2001,6 +2073,12 @@
                 <w:rStyle w:val="lev"/>
               </w:rPr>
             </w:pPr>
+            <w:r>
+              <w:rPr>
+                <w:rStyle w:val="lev"/>
+              </w:rPr>
+              <w:t>n</w:t>
+            </w:r>
           </w:p>
         </w:tc>
         <w:tc>
@@ -2014,6 +2092,12 @@
                 <w:rStyle w:val="lev"/>
               </w:rPr>
             </w:pPr>
+            <w:r>
+              <w:rPr>
+                <w:rStyle w:val="lev"/>
+              </w:rPr>
+              <w:t>1</w:t>
+            </w:r>
           </w:p>
         </w:tc>
         <w:tc>
@@ -2024,6 +2108,9 @@
             <w:pPr>
               <w:jc w:val="both"/>
             </w:pPr>
+            <w:r>
+              <w:t>Documenter tout le travail effectué.</w:t>
+            </w:r>
           </w:p>
         </w:tc>
         <w:tc>
@@ -2034,137 +2121,9 @@
             <w:pPr>
               <w:jc w:val="center"/>
             </w:pPr>
-          </w:p>
-        </w:tc>
-        <w:tc>
-          <w:tcPr>
-            <w:tcW w:w="1276" w:type="dxa"/>
-          </w:tcPr>
-          <w:p>
-            <w:pPr>
-              <w:jc w:val="center"/>
-            </w:pPr>
-          </w:p>
-        </w:tc>
-      </w:tr>
-      <w:tr>
-        <w:tc>
-          <w:tcPr>
-            <w:tcW w:w="675" w:type="dxa"/>
-          </w:tcPr>
-          <w:p>
-            <w:pPr>
-              <w:jc w:val="center"/>
-              <w:rPr>
-                <w:rStyle w:val="lev"/>
-              </w:rPr>
-            </w:pPr>
-          </w:p>
-        </w:tc>
-        <w:tc>
-          <w:tcPr>
-            <w:tcW w:w="993" w:type="dxa"/>
-          </w:tcPr>
-          <w:p>
-            <w:pPr>
-              <w:jc w:val="center"/>
-              <w:rPr>
-                <w:rStyle w:val="lev"/>
-              </w:rPr>
-            </w:pPr>
-          </w:p>
-        </w:tc>
-        <w:tc>
-          <w:tcPr>
-            <w:tcW w:w="6237" w:type="dxa"/>
-          </w:tcPr>
-          <w:p>
-            <w:pPr>
-              <w:jc w:val="both"/>
-            </w:pPr>
-          </w:p>
-        </w:tc>
-        <w:tc>
-          <w:tcPr>
-            <w:tcW w:w="850" w:type="dxa"/>
-          </w:tcPr>
-          <w:p>
-            <w:pPr>
-              <w:jc w:val="center"/>
-            </w:pPr>
-          </w:p>
-        </w:tc>
-        <w:tc>
-          <w:tcPr>
-            <w:tcW w:w="1276" w:type="dxa"/>
-          </w:tcPr>
-          <w:p>
-            <w:pPr>
-              <w:jc w:val="center"/>
-            </w:pPr>
-          </w:p>
-        </w:tc>
-      </w:tr>
-      <w:tr>
-        <w:tc>
-          <w:tcPr>
-            <w:tcW w:w="675" w:type="dxa"/>
-          </w:tcPr>
-          <w:p>
-            <w:pPr>
-              <w:jc w:val="center"/>
-              <w:rPr>
-                <w:rStyle w:val="lev"/>
-              </w:rPr>
-            </w:pPr>
-            <w:r>
-              <w:rPr>
-                <w:rStyle w:val="lev"/>
-              </w:rPr>
-              <w:t>n</w:t>
-            </w:r>
-          </w:p>
-        </w:tc>
-        <w:tc>
-          <w:tcPr>
-            <w:tcW w:w="993" w:type="dxa"/>
-          </w:tcPr>
-          <w:p>
-            <w:pPr>
-              <w:jc w:val="center"/>
-              <w:rPr>
-                <w:rStyle w:val="lev"/>
-              </w:rPr>
-            </w:pPr>
-            <w:r>
-              <w:rPr>
-                <w:rStyle w:val="lev"/>
-              </w:rPr>
-              <w:t>1</w:t>
-            </w:r>
-          </w:p>
-        </w:tc>
-        <w:tc>
-          <w:tcPr>
-            <w:tcW w:w="6237" w:type="dxa"/>
-          </w:tcPr>
-          <w:p>
-            <w:pPr>
-              <w:jc w:val="both"/>
-            </w:pPr>
-            <w:r>
-              <w:t>Documenter tout le travail effectué.</w:t>
-            </w:r>
-          </w:p>
-        </w:tc>
-        <w:tc>
-          <w:tcPr>
-            <w:tcW w:w="850" w:type="dxa"/>
-          </w:tcPr>
-          <w:p>
-            <w:pPr>
-              <w:jc w:val="center"/>
-            </w:pPr>
+            <w:r>
+              <w:t>X</w:t>
+            </w:r>
           </w:p>
         </w:tc>
         <w:tc>
@@ -2394,7 +2353,11 @@
           <w:tcPr>
             <w:tcW w:w="7269" w:type="dxa"/>
           </w:tcPr>
-          <w:p/>
+          <w:p>
+            <w:r>
+              <w:t>Modification de la fonction d’attente (bloquante)</w:t>
+            </w:r>
+          </w:p>
         </w:tc>
         <w:tc>
           <w:tcPr>
@@ -2404,6 +2367,9 @@
             <w:pPr>
               <w:jc w:val="center"/>
             </w:pPr>
+            <w:r>
+              <w:t>x</w:t>
+            </w:r>
           </w:p>
         </w:tc>
         <w:tc>
@@ -2454,6 +2420,9 @@
             <w:pPr>
               <w:jc w:val="center"/>
             </w:pPr>
+            <w:r>
+              <w:t>Pas besoin</w:t>
+            </w:r>
           </w:p>
         </w:tc>
         <w:tc>
@@ -2478,13 +2447,28 @@
                 <w:rStyle w:val="lev"/>
               </w:rPr>
             </w:pPr>
+            <w:r>
+              <w:rPr>
+                <w:rStyle w:val="lev"/>
+              </w:rPr>
+              <w:t>4</w:t>
+            </w:r>
           </w:p>
         </w:tc>
         <w:tc>
           <w:tcPr>
             <w:tcW w:w="7269" w:type="dxa"/>
           </w:tcPr>
-          <w:p/>
+          <w:p>
+            <w:r>
+              <w:t xml:space="preserve">Réaliser une rampe pour l’allumage et l’extinction des </w:t>
+            </w:r>
+            <w:proofErr w:type="spellStart"/>
+            <w:r>
+              <w:t>LEDs</w:t>
+            </w:r>
+            <w:proofErr w:type="spellEnd"/>
+          </w:p>
         </w:tc>
         <w:tc>
           <w:tcPr>
@@ -2494,6 +2478,303 @@
             <w:pPr>
               <w:jc w:val="center"/>
             </w:pPr>
+            <w:r>
+              <w:t>x</w:t>
+            </w:r>
+          </w:p>
+        </w:tc>
+        <w:tc>
+          <w:tcPr>
+            <w:tcW w:w="1134" w:type="dxa"/>
+          </w:tcPr>
+          <w:p>
+            <w:pPr>
+              <w:jc w:val="center"/>
+            </w:pPr>
+          </w:p>
+        </w:tc>
+      </w:tr>
+      <w:tr>
+        <w:tc>
+          <w:tcPr>
+            <w:tcW w:w="352" w:type="dxa"/>
+          </w:tcPr>
+          <w:p>
+            <w:pPr>
+              <w:rPr>
+                <w:rStyle w:val="lev"/>
+              </w:rPr>
+            </w:pPr>
+            <w:r>
+              <w:rPr>
+                <w:rStyle w:val="lev"/>
+              </w:rPr>
+              <w:t>5</w:t>
+            </w:r>
+          </w:p>
+        </w:tc>
+        <w:tc>
+          <w:tcPr>
+            <w:tcW w:w="7269" w:type="dxa"/>
+          </w:tcPr>
+          <w:p>
+            <w:proofErr w:type="spellStart"/>
+            <w:r>
+              <w:t>Refractor</w:t>
+            </w:r>
+            <w:proofErr w:type="spellEnd"/>
+            <w:r>
+              <w:t xml:space="preserve"> structure principale pour SM</w:t>
+            </w:r>
+          </w:p>
+        </w:tc>
+        <w:tc>
+          <w:tcPr>
+            <w:tcW w:w="992" w:type="dxa"/>
+          </w:tcPr>
+          <w:p>
+            <w:pPr>
+              <w:jc w:val="center"/>
+            </w:pPr>
+            <w:r>
+              <w:t>x</w:t>
+            </w:r>
+          </w:p>
+        </w:tc>
+        <w:tc>
+          <w:tcPr>
+            <w:tcW w:w="1134" w:type="dxa"/>
+          </w:tcPr>
+          <w:p>
+            <w:pPr>
+              <w:jc w:val="center"/>
+            </w:pPr>
+          </w:p>
+        </w:tc>
+      </w:tr>
+      <w:tr>
+        <w:tc>
+          <w:tcPr>
+            <w:tcW w:w="352" w:type="dxa"/>
+          </w:tcPr>
+          <w:p>
+            <w:pPr>
+              <w:rPr>
+                <w:rStyle w:val="lev"/>
+              </w:rPr>
+            </w:pPr>
+            <w:r>
+              <w:rPr>
+                <w:rStyle w:val="lev"/>
+              </w:rPr>
+              <w:t>6</w:t>
+            </w:r>
+          </w:p>
+        </w:tc>
+        <w:tc>
+          <w:tcPr>
+            <w:tcW w:w="7269" w:type="dxa"/>
+          </w:tcPr>
+          <w:p>
+            <w:r>
+              <w:t xml:space="preserve">Ajout de la détection d’une interruption </w:t>
+            </w:r>
+            <w:proofErr w:type="spellStart"/>
+            <w:r>
+              <w:t>anymotion</w:t>
+            </w:r>
+            <w:proofErr w:type="spellEnd"/>
+            <w:r>
+              <w:t xml:space="preserve"> pour plus de fluidité</w:t>
+            </w:r>
+          </w:p>
+        </w:tc>
+        <w:tc>
+          <w:tcPr>
+            <w:tcW w:w="992" w:type="dxa"/>
+          </w:tcPr>
+          <w:p>
+            <w:pPr>
+              <w:jc w:val="center"/>
+            </w:pPr>
+            <w:r>
+              <w:t>x</w:t>
+            </w:r>
+          </w:p>
+        </w:tc>
+        <w:tc>
+          <w:tcPr>
+            <w:tcW w:w="1134" w:type="dxa"/>
+          </w:tcPr>
+          <w:p>
+            <w:pPr>
+              <w:jc w:val="center"/>
+            </w:pPr>
+          </w:p>
+        </w:tc>
+      </w:tr>
+      <w:tr>
+        <w:tc>
+          <w:tcPr>
+            <w:tcW w:w="352" w:type="dxa"/>
+          </w:tcPr>
+          <w:p>
+            <w:pPr>
+              <w:rPr>
+                <w:rStyle w:val="lev"/>
+              </w:rPr>
+            </w:pPr>
+            <w:r>
+              <w:rPr>
+                <w:rStyle w:val="lev"/>
+              </w:rPr>
+              <w:t>7</w:t>
+            </w:r>
+          </w:p>
+        </w:tc>
+        <w:tc>
+          <w:tcPr>
+            <w:tcW w:w="7269" w:type="dxa"/>
+          </w:tcPr>
+          <w:p>
+            <w:r>
+              <w:t>Crée une fonction qui a pour seul but de Clear l’interruption</w:t>
+            </w:r>
+          </w:p>
+        </w:tc>
+        <w:tc>
+          <w:tcPr>
+            <w:tcW w:w="992" w:type="dxa"/>
+          </w:tcPr>
+          <w:p>
+            <w:pPr>
+              <w:jc w:val="center"/>
+            </w:pPr>
+            <w:r>
+              <w:t>x</w:t>
+            </w:r>
+          </w:p>
+        </w:tc>
+        <w:tc>
+          <w:tcPr>
+            <w:tcW w:w="1134" w:type="dxa"/>
+          </w:tcPr>
+          <w:p>
+            <w:pPr>
+              <w:jc w:val="center"/>
+            </w:pPr>
+          </w:p>
+        </w:tc>
+      </w:tr>
+      <w:tr>
+        <w:tc>
+          <w:tcPr>
+            <w:tcW w:w="352" w:type="dxa"/>
+          </w:tcPr>
+          <w:p>
+            <w:pPr>
+              <w:rPr>
+                <w:rStyle w:val="lev"/>
+              </w:rPr>
+            </w:pPr>
+            <w:r>
+              <w:rPr>
+                <w:rStyle w:val="lev"/>
+              </w:rPr>
+              <w:t>8</w:t>
+            </w:r>
+          </w:p>
+        </w:tc>
+        <w:tc>
+          <w:tcPr>
+            <w:tcW w:w="7269" w:type="dxa"/>
+          </w:tcPr>
+          <w:p>
+            <w:r>
+              <w:t xml:space="preserve">Utiliser le </w:t>
+            </w:r>
+            <w:proofErr w:type="spellStart"/>
+            <w:r>
+              <w:t>CoreTimer</w:t>
+            </w:r>
+            <w:proofErr w:type="spellEnd"/>
+            <w:r>
+              <w:t xml:space="preserve"> pour modifier la consigne de Rapport cyclique (inutilisée)</w:t>
+            </w:r>
+          </w:p>
+        </w:tc>
+        <w:tc>
+          <w:tcPr>
+            <w:tcW w:w="992" w:type="dxa"/>
+          </w:tcPr>
+          <w:p>
+            <w:pPr>
+              <w:jc w:val="center"/>
+            </w:pPr>
+            <w:r>
+              <w:t>x</w:t>
+            </w:r>
+          </w:p>
+        </w:tc>
+        <w:tc>
+          <w:tcPr>
+            <w:tcW w:w="1134" w:type="dxa"/>
+          </w:tcPr>
+          <w:p>
+            <w:pPr>
+              <w:jc w:val="center"/>
+            </w:pPr>
+          </w:p>
+        </w:tc>
+      </w:tr>
+      <w:tr>
+        <w:tc>
+          <w:tcPr>
+            <w:tcW w:w="352" w:type="dxa"/>
+          </w:tcPr>
+          <w:p>
+            <w:pPr>
+              <w:rPr>
+                <w:rStyle w:val="lev"/>
+              </w:rPr>
+            </w:pPr>
+            <w:r>
+              <w:rPr>
+                <w:rStyle w:val="lev"/>
+              </w:rPr>
+              <w:t>9</w:t>
+            </w:r>
+          </w:p>
+        </w:tc>
+        <w:tc>
+          <w:tcPr>
+            <w:tcW w:w="7269" w:type="dxa"/>
+          </w:tcPr>
+          <w:p>
+            <w:r>
+              <w:t xml:space="preserve">Création d’un </w:t>
+            </w:r>
+            <w:proofErr w:type="spellStart"/>
+            <w:r>
+              <w:t>Readme</w:t>
+            </w:r>
+            <w:proofErr w:type="spellEnd"/>
+            <w:r>
+              <w:t xml:space="preserve"> pour le repo</w:t>
+            </w:r>
+          </w:p>
+        </w:tc>
+        <w:tc>
+          <w:tcPr>
+            <w:tcW w:w="992" w:type="dxa"/>
+          </w:tcPr>
+          <w:p>
+            <w:pPr>
+              <w:jc w:val="center"/>
+            </w:pPr>
+            <w:r>
+              <w:t>x</w:t>
+            </w:r>
           </w:p>
         </w:tc>
         <w:tc>
@@ -2513,6 +2794,7 @@
         <w:pStyle w:val="Titre1"/>
       </w:pPr>
       <w:r>
+        <w:lastRenderedPageBreak/>
         <w:t>Matériel nécessaire</w:t>
       </w:r>
     </w:p>
@@ -2543,10 +2825,18 @@
         <w:sym w:font="Wingdings" w:char="F0E0"/>
       </w:r>
       <w:r>
-        <w:t xml:space="preserve"> V5.5 </w:t>
-      </w:r>
-      <w:r>
-        <w:t xml:space="preserve"> et version compilateur</w:t>
+        <w:t xml:space="preserve"> </w:t>
+      </w:r>
+      <w:proofErr w:type="gramStart"/>
+      <w:r>
+        <w:t xml:space="preserve">V5.5 </w:t>
+      </w:r>
+      <w:r>
+        <w:t xml:space="preserve"> et</w:t>
+      </w:r>
+      <w:proofErr w:type="gramEnd"/>
+      <w:r>
+        <w:t xml:space="preserve"> version compilateur</w:t>
       </w:r>
       <w:r>
         <w:t xml:space="preserve"> 2.15</w:t>
@@ -2571,6 +2861,9 @@
         <w:t>PCB_DéElectronique</w:t>
       </w:r>
       <w:proofErr w:type="spellEnd"/>
+      <w:r>
+        <w:t xml:space="preserve"> Version « E »</w:t>
+      </w:r>
     </w:p>
     <w:p>
       <w:pPr>
@@ -2585,6 +2878,9 @@
       </w:r>
       <w:r>
         <w:t xml:space="preserve">bugger : Mplab-ICD4 </w:t>
+      </w:r>
+      <w:r>
+        <w:t>/ Snap</w:t>
       </w:r>
     </w:p>
     <w:p/>
@@ -2744,7 +3040,7 @@
 </file>
 
 <file path=word/endnotes.xml><?xml version="1.0" encoding="utf-8"?>
-<w:endnotes xmlns:wpc="http://schemas.microsoft.com/office/word/2010/wordprocessingCanvas" xmlns:cx="http://schemas.microsoft.com/office/drawing/2014/chartex" xmlns:cx1="http://schemas.microsoft.com/office/drawing/2015/9/8/chartex" xmlns:cx2="http://schemas.microsoft.com/office/drawing/2015/10/21/chartex" xmlns:cx3="http://schemas.microsoft.com/office/drawing/2016/5/9/chartex" xmlns:cx4="http://schemas.microsoft.com/office/drawing/2016/5/10/chartex" xmlns:cx5="http://schemas.microsoft.com/office/drawing/2016/5/11/chartex" xmlns:cx6="http://schemas.microsoft.com/office/drawing/2016/5/12/chartex" xmlns:cx7="http://schemas.microsoft.com/office/drawing/2016/5/13/chartex" xmlns:cx8="http://schemas.microsoft.com/office/drawing/2016/5/14/chartex" xmlns:mc="http://schemas.openxmlformats.org/markup-compatibility/2006" xmlns:aink="http://schemas.microsoft.com/office/drawing/2016/ink" xmlns:am3d="http://schemas.microsoft.com/office/drawing/2017/model3d" xmlns:o="urn:schemas-microsoft-com:office:office" xmlns:r="http://schemas.openxmlformats.org/officeDocument/2006/relationships" xmlns:m="http://schemas.openxmlformats.org/officeDocument/2006/math" xmlns:v="urn:schemas-microsoft-com:vml" xmlns:wp14="http://schemas.microsoft.com/office/word/2010/wordprocessingDrawing" xmlns:wp="http://schemas.openxmlformats.org/drawingml/2006/wordprocessingDrawing" xmlns:w10="urn:schemas-microsoft-com:office:word" xmlns:w="http://schemas.openxmlformats.org/wordprocessingml/2006/main" xmlns:w14="http://schemas.microsoft.com/office/word/2010/wordml" xmlns:w15="http://schemas.microsoft.com/office/word/2012/wordml" xmlns:w16cex="http://schemas.microsoft.com/office/word/2018/wordml/cex" xmlns:w16cid="http://schemas.microsoft.com/office/word/2016/wordml/cid" xmlns:w16="http://schemas.microsoft.com/office/word/2018/wordml" xmlns:w16se="http://schemas.microsoft.com/office/word/2015/wordml/symex" xmlns:wpg="http://schemas.microsoft.com/office/word/2010/wordprocessingGroup" xmlns:wpi="http://schemas.microsoft.com/office/word/2010/wordprocessingInk" xmlns:wne="http://schemas.microsoft.com/office/word/2006/wordml" xmlns:wps="http://schemas.microsoft.com/office/word/2010/wordprocessingShape" mc:Ignorable="w14 w15 w16se w16cid w16 w16cex wp14">
+<w:endnotes xmlns:wpc="http://schemas.microsoft.com/office/word/2010/wordprocessingCanvas" xmlns:cx="http://schemas.microsoft.com/office/drawing/2014/chartex" xmlns:cx1="http://schemas.microsoft.com/office/drawing/2015/9/8/chartex" xmlns:cx2="http://schemas.microsoft.com/office/drawing/2015/10/21/chartex" xmlns:cx3="http://schemas.microsoft.com/office/drawing/2016/5/9/chartex" xmlns:cx4="http://schemas.microsoft.com/office/drawing/2016/5/10/chartex" xmlns:cx5="http://schemas.microsoft.com/office/drawing/2016/5/11/chartex" xmlns:cx6="http://schemas.microsoft.com/office/drawing/2016/5/12/chartex" xmlns:cx7="http://schemas.microsoft.com/office/drawing/2016/5/13/chartex" xmlns:cx8="http://schemas.microsoft.com/office/drawing/2016/5/14/chartex" xmlns:mc="http://schemas.openxmlformats.org/markup-compatibility/2006" xmlns:aink="http://schemas.microsoft.com/office/drawing/2016/ink" xmlns:am3d="http://schemas.microsoft.com/office/drawing/2017/model3d" xmlns:o="urn:schemas-microsoft-com:office:office" xmlns:oel="http://schemas.microsoft.com/office/2019/extlst" xmlns:r="http://schemas.openxmlformats.org/officeDocument/2006/relationships" xmlns:m="http://schemas.openxmlformats.org/officeDocument/2006/math" xmlns:v="urn:schemas-microsoft-com:vml" xmlns:wp14="http://schemas.microsoft.com/office/word/2010/wordprocessingDrawing" xmlns:wp="http://schemas.openxmlformats.org/drawingml/2006/wordprocessingDrawing" xmlns:w10="urn:schemas-microsoft-com:office:word" xmlns:w="http://schemas.openxmlformats.org/wordprocessingml/2006/main" xmlns:w14="http://schemas.microsoft.com/office/word/2010/wordml" xmlns:w15="http://schemas.microsoft.com/office/word/2012/wordml" xmlns:w16cex="http://schemas.microsoft.com/office/word/2018/wordml/cex" xmlns:w16cid="http://schemas.microsoft.com/office/word/2016/wordml/cid" xmlns:w16="http://schemas.microsoft.com/office/word/2018/wordml" xmlns:w16du="http://schemas.microsoft.com/office/word/2023/wordml/word16du" xmlns:w16sdtdh="http://schemas.microsoft.com/office/word/2020/wordml/sdtdatahash" xmlns:w16sdtfl="http://schemas.microsoft.com/office/word/2024/wordml/sdtformatlock" xmlns:w16se="http://schemas.microsoft.com/office/word/2015/wordml/symex" xmlns:wpg="http://schemas.microsoft.com/office/word/2010/wordprocessingGroup" xmlns:wpi="http://schemas.microsoft.com/office/word/2010/wordprocessingInk" xmlns:wne="http://schemas.microsoft.com/office/word/2006/wordml" xmlns:wps="http://schemas.microsoft.com/office/word/2010/wordprocessingShape" mc:Ignorable="w14 w15 w16se w16cid w16 w16cex w16sdtdh w16sdtfl w16du wp14">
   <w:endnote w:type="separator" w:id="-1">
     <w:p>
       <w:pPr>
@@ -2769,7 +3065,7 @@
 </file>
 
 <file path=word/footer1.xml><?xml version="1.0" encoding="utf-8"?>
-<w:ftr xmlns:wpc="http://schemas.microsoft.com/office/word/2010/wordprocessingCanvas" xmlns:cx="http://schemas.microsoft.com/office/drawing/2014/chartex" xmlns:cx1="http://schemas.microsoft.com/office/drawing/2015/9/8/chartex" xmlns:cx2="http://schemas.microsoft.com/office/drawing/2015/10/21/chartex" xmlns:cx3="http://schemas.microsoft.com/office/drawing/2016/5/9/chartex" xmlns:cx4="http://schemas.microsoft.com/office/drawing/2016/5/10/chartex" xmlns:cx5="http://schemas.microsoft.com/office/drawing/2016/5/11/chartex" xmlns:cx6="http://schemas.microsoft.com/office/drawing/2016/5/12/chartex" xmlns:cx7="http://schemas.microsoft.com/office/drawing/2016/5/13/chartex" xmlns:cx8="http://schemas.microsoft.com/office/drawing/2016/5/14/chartex" xmlns:mc="http://schemas.openxmlformats.org/markup-compatibility/2006" xmlns:aink="http://schemas.microsoft.com/office/drawing/2016/ink" xmlns:am3d="http://schemas.microsoft.com/office/drawing/2017/model3d" xmlns:o="urn:schemas-microsoft-com:office:office" xmlns:r="http://schemas.openxmlformats.org/officeDocument/2006/relationships" xmlns:m="http://schemas.openxmlformats.org/officeDocument/2006/math" xmlns:v="urn:schemas-microsoft-com:vml" xmlns:wp14="http://schemas.microsoft.com/office/word/2010/wordprocessingDrawing" xmlns:wp="http://schemas.openxmlformats.org/drawingml/2006/wordprocessingDrawing" xmlns:w10="urn:schemas-microsoft-com:office:word" xmlns:w="http://schemas.openxmlformats.org/wordprocessingml/2006/main" xmlns:w14="http://schemas.microsoft.com/office/word/2010/wordml" xmlns:w15="http://schemas.microsoft.com/office/word/2012/wordml" xmlns:w16cex="http://schemas.microsoft.com/office/word/2018/wordml/cex" xmlns:w16cid="http://schemas.microsoft.com/office/word/2016/wordml/cid" xmlns:w16="http://schemas.microsoft.com/office/word/2018/wordml" xmlns:w16se="http://schemas.microsoft.com/office/word/2015/wordml/symex" xmlns:wpg="http://schemas.microsoft.com/office/word/2010/wordprocessingGroup" xmlns:wpi="http://schemas.microsoft.com/office/word/2010/wordprocessingInk" xmlns:wne="http://schemas.microsoft.com/office/word/2006/wordml" xmlns:wps="http://schemas.microsoft.com/office/word/2010/wordprocessingShape" mc:Ignorable="w14 w15 w16se w16cid w16 w16cex wp14">
+<w:ftr xmlns:wpc="http://schemas.microsoft.com/office/word/2010/wordprocessingCanvas" xmlns:cx="http://schemas.microsoft.com/office/drawing/2014/chartex" xmlns:cx1="http://schemas.microsoft.com/office/drawing/2015/9/8/chartex" xmlns:cx2="http://schemas.microsoft.com/office/drawing/2015/10/21/chartex" xmlns:cx3="http://schemas.microsoft.com/office/drawing/2016/5/9/chartex" xmlns:cx4="http://schemas.microsoft.com/office/drawing/2016/5/10/chartex" xmlns:cx5="http://schemas.microsoft.com/office/drawing/2016/5/11/chartex" xmlns:cx6="http://schemas.microsoft.com/office/drawing/2016/5/12/chartex" xmlns:cx7="http://schemas.microsoft.com/office/drawing/2016/5/13/chartex" xmlns:cx8="http://schemas.microsoft.com/office/drawing/2016/5/14/chartex" xmlns:mc="http://schemas.openxmlformats.org/markup-compatibility/2006" xmlns:aink="http://schemas.microsoft.com/office/drawing/2016/ink" xmlns:am3d="http://schemas.microsoft.com/office/drawing/2017/model3d" xmlns:o="urn:schemas-microsoft-com:office:office" xmlns:oel="http://schemas.microsoft.com/office/2019/extlst" xmlns:r="http://schemas.openxmlformats.org/officeDocument/2006/relationships" xmlns:m="http://schemas.openxmlformats.org/officeDocument/2006/math" xmlns:v="urn:schemas-microsoft-com:vml" xmlns:wp14="http://schemas.microsoft.com/office/word/2010/wordprocessingDrawing" xmlns:wp="http://schemas.openxmlformats.org/drawingml/2006/wordprocessingDrawing" xmlns:w10="urn:schemas-microsoft-com:office:word" xmlns:w="http://schemas.openxmlformats.org/wordprocessingml/2006/main" xmlns:w14="http://schemas.microsoft.com/office/word/2010/wordml" xmlns:w15="http://schemas.microsoft.com/office/word/2012/wordml" xmlns:w16cex="http://schemas.microsoft.com/office/word/2018/wordml/cex" xmlns:w16cid="http://schemas.microsoft.com/office/word/2016/wordml/cid" xmlns:w16="http://schemas.microsoft.com/office/word/2018/wordml" xmlns:w16du="http://schemas.microsoft.com/office/word/2023/wordml/word16du" xmlns:w16sdtdh="http://schemas.microsoft.com/office/word/2020/wordml/sdtdatahash" xmlns:w16sdtfl="http://schemas.microsoft.com/office/word/2024/wordml/sdtformatlock" xmlns:w16se="http://schemas.microsoft.com/office/word/2015/wordml/symex" xmlns:wpg="http://schemas.microsoft.com/office/word/2010/wordprocessingGroup" xmlns:wpi="http://schemas.microsoft.com/office/word/2010/wordprocessingInk" xmlns:wne="http://schemas.microsoft.com/office/word/2006/wordml" xmlns:wps="http://schemas.microsoft.com/office/word/2010/wordprocessingShape" mc:Ignorable="w14 w15 w16se w16cid w16 w16cex w16sdtdh w16sdtfl w16du wp14">
   <w:p>
     <w:pPr>
       <w:pStyle w:val="Pieddepage"/>
@@ -2885,7 +3181,7 @@
 </file>
 
 <file path=word/footnotes.xml><?xml version="1.0" encoding="utf-8"?>
-<w:footnotes xmlns:wpc="http://schemas.microsoft.com/office/word/2010/wordprocessingCanvas" xmlns:cx="http://schemas.microsoft.com/office/drawing/2014/chartex" xmlns:cx1="http://schemas.microsoft.com/office/drawing/2015/9/8/chartex" xmlns:cx2="http://schemas.microsoft.com/office/drawing/2015/10/21/chartex" xmlns:cx3="http://schemas.microsoft.com/office/drawing/2016/5/9/chartex" xmlns:cx4="http://schemas.microsoft.com/office/drawing/2016/5/10/chartex" xmlns:cx5="http://schemas.microsoft.com/office/drawing/2016/5/11/chartex" xmlns:cx6="http://schemas.microsoft.com/office/drawing/2016/5/12/chartex" xmlns:cx7="http://schemas.microsoft.com/office/drawing/2016/5/13/chartex" xmlns:cx8="http://schemas.microsoft.com/office/drawing/2016/5/14/chartex" xmlns:mc="http://schemas.openxmlformats.org/markup-compatibility/2006" xmlns:aink="http://schemas.microsoft.com/office/drawing/2016/ink" xmlns:am3d="http://schemas.microsoft.com/office/drawing/2017/model3d" xmlns:o="urn:schemas-microsoft-com:office:office" xmlns:r="http://schemas.openxmlformats.org/officeDocument/2006/relationships" xmlns:m="http://schemas.openxmlformats.org/officeDocument/2006/math" xmlns:v="urn:schemas-microsoft-com:vml" xmlns:wp14="http://schemas.microsoft.com/office/word/2010/wordprocessingDrawing" xmlns:wp="http://schemas.openxmlformats.org/drawingml/2006/wordprocessingDrawing" xmlns:w10="urn:schemas-microsoft-com:office:word" xmlns:w="http://schemas.openxmlformats.org/wordprocessingml/2006/main" xmlns:w14="http://schemas.microsoft.com/office/word/2010/wordml" xmlns:w15="http://schemas.microsoft.com/office/word/2012/wordml" xmlns:w16cex="http://schemas.microsoft.com/office/word/2018/wordml/cex" xmlns:w16cid="http://schemas.microsoft.com/office/word/2016/wordml/cid" xmlns:w16="http://schemas.microsoft.com/office/word/2018/wordml" xmlns:w16se="http://schemas.microsoft.com/office/word/2015/wordml/symex" xmlns:wpg="http://schemas.microsoft.com/office/word/2010/wordprocessingGroup" xmlns:wpi="http://schemas.microsoft.com/office/word/2010/wordprocessingInk" xmlns:wne="http://schemas.microsoft.com/office/word/2006/wordml" xmlns:wps="http://schemas.microsoft.com/office/word/2010/wordprocessingShape" mc:Ignorable="w14 w15 w16se w16cid w16 w16cex wp14">
+<w:footnotes xmlns:wpc="http://schemas.microsoft.com/office/word/2010/wordprocessingCanvas" xmlns:cx="http://schemas.microsoft.com/office/drawing/2014/chartex" xmlns:cx1="http://schemas.microsoft.com/office/drawing/2015/9/8/chartex" xmlns:cx2="http://schemas.microsoft.com/office/drawing/2015/10/21/chartex" xmlns:cx3="http://schemas.microsoft.com/office/drawing/2016/5/9/chartex" xmlns:cx4="http://schemas.microsoft.com/office/drawing/2016/5/10/chartex" xmlns:cx5="http://schemas.microsoft.com/office/drawing/2016/5/11/chartex" xmlns:cx6="http://schemas.microsoft.com/office/drawing/2016/5/12/chartex" xmlns:cx7="http://schemas.microsoft.com/office/drawing/2016/5/13/chartex" xmlns:cx8="http://schemas.microsoft.com/office/drawing/2016/5/14/chartex" xmlns:mc="http://schemas.openxmlformats.org/markup-compatibility/2006" xmlns:aink="http://schemas.microsoft.com/office/drawing/2016/ink" xmlns:am3d="http://schemas.microsoft.com/office/drawing/2017/model3d" xmlns:o="urn:schemas-microsoft-com:office:office" xmlns:oel="http://schemas.microsoft.com/office/2019/extlst" xmlns:r="http://schemas.openxmlformats.org/officeDocument/2006/relationships" xmlns:m="http://schemas.openxmlformats.org/officeDocument/2006/math" xmlns:v="urn:schemas-microsoft-com:vml" xmlns:wp14="http://schemas.microsoft.com/office/word/2010/wordprocessingDrawing" xmlns:wp="http://schemas.openxmlformats.org/drawingml/2006/wordprocessingDrawing" xmlns:w10="urn:schemas-microsoft-com:office:word" xmlns:w="http://schemas.openxmlformats.org/wordprocessingml/2006/main" xmlns:w14="http://schemas.microsoft.com/office/word/2010/wordml" xmlns:w15="http://schemas.microsoft.com/office/word/2012/wordml" xmlns:w16cex="http://schemas.microsoft.com/office/word/2018/wordml/cex" xmlns:w16cid="http://schemas.microsoft.com/office/word/2016/wordml/cid" xmlns:w16="http://schemas.microsoft.com/office/word/2018/wordml" xmlns:w16du="http://schemas.microsoft.com/office/word/2023/wordml/word16du" xmlns:w16sdtdh="http://schemas.microsoft.com/office/word/2020/wordml/sdtdatahash" xmlns:w16sdtfl="http://schemas.microsoft.com/office/word/2024/wordml/sdtformatlock" xmlns:w16se="http://schemas.microsoft.com/office/word/2015/wordml/symex" xmlns:wpg="http://schemas.microsoft.com/office/word/2010/wordprocessingGroup" xmlns:wpi="http://schemas.microsoft.com/office/word/2010/wordprocessingInk" xmlns:wne="http://schemas.microsoft.com/office/word/2006/wordml" xmlns:wps="http://schemas.microsoft.com/office/word/2010/wordprocessingShape" mc:Ignorable="w14 w15 w16se w16cid w16 w16cex w16sdtdh w16sdtfl w16du wp14">
   <w:footnote w:type="separator" w:id="-1">
     <w:p>
       <w:pPr>
@@ -2910,7 +3206,7 @@
 </file>
 
 <file path=word/header1.xml><?xml version="1.0" encoding="utf-8"?>
-<w:hdr xmlns:wpc="http://schemas.microsoft.com/office/word/2010/wordprocessingCanvas" xmlns:cx="http://schemas.microsoft.com/office/drawing/2014/chartex" xmlns:cx1="http://schemas.microsoft.com/office/drawing/2015/9/8/chartex" xmlns:cx2="http://schemas.microsoft.com/office/drawing/2015/10/21/chartex" xmlns:cx3="http://schemas.microsoft.com/office/drawing/2016/5/9/chartex" xmlns:cx4="http://schemas.microsoft.com/office/drawing/2016/5/10/chartex" xmlns:cx5="http://schemas.microsoft.com/office/drawing/2016/5/11/chartex" xmlns:cx6="http://schemas.microsoft.com/office/drawing/2016/5/12/chartex" xmlns:cx7="http://schemas.microsoft.com/office/drawing/2016/5/13/chartex" xmlns:cx8="http://schemas.microsoft.com/office/drawing/2016/5/14/chartex" xmlns:mc="http://schemas.openxmlformats.org/markup-compatibility/2006" xmlns:aink="http://schemas.microsoft.com/office/drawing/2016/ink" xmlns:am3d="http://schemas.microsoft.com/office/drawing/2017/model3d" xmlns:o="urn:schemas-microsoft-com:office:office" xmlns:r="http://schemas.openxmlformats.org/officeDocument/2006/relationships" xmlns:m="http://schemas.openxmlformats.org/officeDocument/2006/math" xmlns:v="urn:schemas-microsoft-com:vml" xmlns:wp14="http://schemas.microsoft.com/office/word/2010/wordprocessingDrawing" xmlns:wp="http://schemas.openxmlformats.org/drawingml/2006/wordprocessingDrawing" xmlns:w10="urn:schemas-microsoft-com:office:word" xmlns:w="http://schemas.openxmlformats.org/wordprocessingml/2006/main" xmlns:w14="http://schemas.microsoft.com/office/word/2010/wordml" xmlns:w15="http://schemas.microsoft.com/office/word/2012/wordml" xmlns:w16cex="http://schemas.microsoft.com/office/word/2018/wordml/cex" xmlns:w16cid="http://schemas.microsoft.com/office/word/2016/wordml/cid" xmlns:w16="http://schemas.microsoft.com/office/word/2018/wordml" xmlns:w16se="http://schemas.microsoft.com/office/word/2015/wordml/symex" xmlns:wpg="http://schemas.microsoft.com/office/word/2010/wordprocessingGroup" xmlns:wpi="http://schemas.microsoft.com/office/word/2010/wordprocessingInk" xmlns:wne="http://schemas.microsoft.com/office/word/2006/wordml" xmlns:wps="http://schemas.microsoft.com/office/word/2010/wordprocessingShape" mc:Ignorable="w14 w15 w16se w16cid w16 w16cex wp14">
+<w:hdr xmlns:wpc="http://schemas.microsoft.com/office/word/2010/wordprocessingCanvas" xmlns:cx="http://schemas.microsoft.com/office/drawing/2014/chartex" xmlns:cx1="http://schemas.microsoft.com/office/drawing/2015/9/8/chartex" xmlns:cx2="http://schemas.microsoft.com/office/drawing/2015/10/21/chartex" xmlns:cx3="http://schemas.microsoft.com/office/drawing/2016/5/9/chartex" xmlns:cx4="http://schemas.microsoft.com/office/drawing/2016/5/10/chartex" xmlns:cx5="http://schemas.microsoft.com/office/drawing/2016/5/11/chartex" xmlns:cx6="http://schemas.microsoft.com/office/drawing/2016/5/12/chartex" xmlns:cx7="http://schemas.microsoft.com/office/drawing/2016/5/13/chartex" xmlns:cx8="http://schemas.microsoft.com/office/drawing/2016/5/14/chartex" xmlns:mc="http://schemas.openxmlformats.org/markup-compatibility/2006" xmlns:aink="http://schemas.microsoft.com/office/drawing/2016/ink" xmlns:am3d="http://schemas.microsoft.com/office/drawing/2017/model3d" xmlns:o="urn:schemas-microsoft-com:office:office" xmlns:oel="http://schemas.microsoft.com/office/2019/extlst" xmlns:r="http://schemas.openxmlformats.org/officeDocument/2006/relationships" xmlns:m="http://schemas.openxmlformats.org/officeDocument/2006/math" xmlns:v="urn:schemas-microsoft-com:vml" xmlns:wp14="http://schemas.microsoft.com/office/word/2010/wordprocessingDrawing" xmlns:wp="http://schemas.openxmlformats.org/drawingml/2006/wordprocessingDrawing" xmlns:w10="urn:schemas-microsoft-com:office:word" xmlns:w="http://schemas.openxmlformats.org/wordprocessingml/2006/main" xmlns:w14="http://schemas.microsoft.com/office/word/2010/wordml" xmlns:w15="http://schemas.microsoft.com/office/word/2012/wordml" xmlns:w16cex="http://schemas.microsoft.com/office/word/2018/wordml/cex" xmlns:w16cid="http://schemas.microsoft.com/office/word/2016/wordml/cid" xmlns:w16="http://schemas.microsoft.com/office/word/2018/wordml" xmlns:w16du="http://schemas.microsoft.com/office/word/2023/wordml/word16du" xmlns:w16sdtdh="http://schemas.microsoft.com/office/word/2020/wordml/sdtdatahash" xmlns:w16sdtfl="http://schemas.microsoft.com/office/word/2024/wordml/sdtformatlock" xmlns:w16se="http://schemas.microsoft.com/office/word/2015/wordml/symex" xmlns:wpg="http://schemas.microsoft.com/office/word/2010/wordprocessingGroup" xmlns:wpi="http://schemas.microsoft.com/office/word/2010/wordprocessingInk" xmlns:wne="http://schemas.microsoft.com/office/word/2006/wordml" xmlns:wps="http://schemas.microsoft.com/office/word/2010/wordprocessingShape" mc:Ignorable="w14 w15 w16se w16cid w16 w16cex w16sdtdh w16sdtfl w16du wp14">
   <w:p>
     <w:pPr>
       <w:tabs>
@@ -2998,7 +3294,18 @@
         <w:u w:val="single"/>
         <w:lang w:eastAsia="fr-FR"/>
       </w:rPr>
-      <w:t>ECOLE SUPERIEURE</w:t>
+      <w:t xml:space="preserve">ECOLE </w:t>
+    </w:r>
+    <w:proofErr w:type="gramStart"/>
+    <w:r>
+      <w:rPr>
+        <w:spacing w:val="-3"/>
+        <w:sz w:val="20"/>
+        <w:szCs w:val="20"/>
+        <w:u w:val="single"/>
+        <w:lang w:eastAsia="fr-FR"/>
+      </w:rPr>
+      <w:t>SUPERIEURE</w:t>
     </w:r>
     <w:r>
       <w:rPr>
@@ -3016,6 +3323,7 @@
       </w:rPr>
       <w:tab/>
     </w:r>
+    <w:proofErr w:type="gramEnd"/>
     <w:r>
       <w:rPr>
         <w:szCs w:val="24"/>
@@ -3035,7 +3343,7 @@
 </file>
 
 <file path=word/numbering.xml><?xml version="1.0" encoding="utf-8"?>
-<w:numbering xmlns:wpc="http://schemas.microsoft.com/office/word/2010/wordprocessingCanvas" xmlns:cx="http://schemas.microsoft.com/office/drawing/2014/chartex" xmlns:cx1="http://schemas.microsoft.com/office/drawing/2015/9/8/chartex" xmlns:cx2="http://schemas.microsoft.com/office/drawing/2015/10/21/chartex" xmlns:cx3="http://schemas.microsoft.com/office/drawing/2016/5/9/chartex" xmlns:cx4="http://schemas.microsoft.com/office/drawing/2016/5/10/chartex" xmlns:cx5="http://schemas.microsoft.com/office/drawing/2016/5/11/chartex" xmlns:cx6="http://schemas.microsoft.com/office/drawing/2016/5/12/chartex" xmlns:cx7="http://schemas.microsoft.com/office/drawing/2016/5/13/chartex" xmlns:cx8="http://schemas.microsoft.com/office/drawing/2016/5/14/chartex" xmlns:mc="http://schemas.openxmlformats.org/markup-compatibility/2006" xmlns:aink="http://schemas.microsoft.com/office/drawing/2016/ink" xmlns:am3d="http://schemas.microsoft.com/office/drawing/2017/model3d" xmlns:o="urn:schemas-microsoft-com:office:office" xmlns:r="http://schemas.openxmlformats.org/officeDocument/2006/relationships" xmlns:m="http://schemas.openxmlformats.org/officeDocument/2006/math" xmlns:v="urn:schemas-microsoft-com:vml" xmlns:wp14="http://schemas.microsoft.com/office/word/2010/wordprocessingDrawing" xmlns:wp="http://schemas.openxmlformats.org/drawingml/2006/wordprocessingDrawing" xmlns:w10="urn:schemas-microsoft-com:office:word" xmlns:w="http://schemas.openxmlformats.org/wordprocessingml/2006/main" xmlns:w14="http://schemas.microsoft.com/office/word/2010/wordml" xmlns:w15="http://schemas.microsoft.com/office/word/2012/wordml" xmlns:w16cex="http://schemas.microsoft.com/office/word/2018/wordml/cex" xmlns:w16cid="http://schemas.microsoft.com/office/word/2016/wordml/cid" xmlns:w16="http://schemas.microsoft.com/office/word/2018/wordml" xmlns:w16se="http://schemas.microsoft.com/office/word/2015/wordml/symex" xmlns:wpg="http://schemas.microsoft.com/office/word/2010/wordprocessingGroup" xmlns:wpi="http://schemas.microsoft.com/office/word/2010/wordprocessingInk" xmlns:wne="http://schemas.microsoft.com/office/word/2006/wordml" xmlns:wps="http://schemas.microsoft.com/office/word/2010/wordprocessingShape" mc:Ignorable="w14 w15 w16se w16cid w16 w16cex wp14">
+<w:numbering xmlns:wpc="http://schemas.microsoft.com/office/word/2010/wordprocessingCanvas" xmlns:cx="http://schemas.microsoft.com/office/drawing/2014/chartex" xmlns:cx1="http://schemas.microsoft.com/office/drawing/2015/9/8/chartex" xmlns:cx2="http://schemas.microsoft.com/office/drawing/2015/10/21/chartex" xmlns:cx3="http://schemas.microsoft.com/office/drawing/2016/5/9/chartex" xmlns:cx4="http://schemas.microsoft.com/office/drawing/2016/5/10/chartex" xmlns:cx5="http://schemas.microsoft.com/office/drawing/2016/5/11/chartex" xmlns:cx6="http://schemas.microsoft.com/office/drawing/2016/5/12/chartex" xmlns:cx7="http://schemas.microsoft.com/office/drawing/2016/5/13/chartex" xmlns:cx8="http://schemas.microsoft.com/office/drawing/2016/5/14/chartex" xmlns:mc="http://schemas.openxmlformats.org/markup-compatibility/2006" xmlns:aink="http://schemas.microsoft.com/office/drawing/2016/ink" xmlns:am3d="http://schemas.microsoft.com/office/drawing/2017/model3d" xmlns:o="urn:schemas-microsoft-com:office:office" xmlns:oel="http://schemas.microsoft.com/office/2019/extlst" xmlns:r="http://schemas.openxmlformats.org/officeDocument/2006/relationships" xmlns:m="http://schemas.openxmlformats.org/officeDocument/2006/math" xmlns:v="urn:schemas-microsoft-com:vml" xmlns:wp14="http://schemas.microsoft.com/office/word/2010/wordprocessingDrawing" xmlns:wp="http://schemas.openxmlformats.org/drawingml/2006/wordprocessingDrawing" xmlns:w10="urn:schemas-microsoft-com:office:word" xmlns:w="http://schemas.openxmlformats.org/wordprocessingml/2006/main" xmlns:w14="http://schemas.microsoft.com/office/word/2010/wordml" xmlns:w15="http://schemas.microsoft.com/office/word/2012/wordml" xmlns:w16cex="http://schemas.microsoft.com/office/word/2018/wordml/cex" xmlns:w16cid="http://schemas.microsoft.com/office/word/2016/wordml/cid" xmlns:w16="http://schemas.microsoft.com/office/word/2018/wordml" xmlns:w16du="http://schemas.microsoft.com/office/word/2023/wordml/word16du" xmlns:w16sdtdh="http://schemas.microsoft.com/office/word/2020/wordml/sdtdatahash" xmlns:w16sdtfl="http://schemas.microsoft.com/office/word/2024/wordml/sdtformatlock" xmlns:w16se="http://schemas.microsoft.com/office/word/2015/wordml/symex" xmlns:wpg="http://schemas.microsoft.com/office/word/2010/wordprocessingGroup" xmlns:wpi="http://schemas.microsoft.com/office/word/2010/wordprocessingInk" xmlns:wne="http://schemas.microsoft.com/office/word/2006/wordml" xmlns:wps="http://schemas.microsoft.com/office/word/2010/wordprocessingShape" mc:Ignorable="w14 w15 w16se w16cid w16 w16cex w16sdtdh w16sdtfl w16du wp14">
   <w:abstractNum w:abstractNumId="0" w15:restartNumberingAfterBreak="0">
     <w:nsid w:val="06BB64DD"/>
     <w:multiLevelType w:val="hybridMultilevel"/>
@@ -3583,26 +3891,26 @@
       </w:rPr>
     </w:lvl>
   </w:abstractNum>
-  <w:num w:numId="1">
+  <w:num w:numId="1" w16cid:durableId="97991177">
     <w:abstractNumId w:val="4"/>
   </w:num>
-  <w:num w:numId="2">
+  <w:num w:numId="2" w16cid:durableId="1709912917">
     <w:abstractNumId w:val="0"/>
   </w:num>
-  <w:num w:numId="3">
+  <w:num w:numId="3" w16cid:durableId="530460041">
     <w:abstractNumId w:val="3"/>
   </w:num>
-  <w:num w:numId="4">
+  <w:num w:numId="4" w16cid:durableId="761536517">
     <w:abstractNumId w:val="2"/>
   </w:num>
-  <w:num w:numId="5">
+  <w:num w:numId="5" w16cid:durableId="1706560127">
     <w:abstractNumId w:val="1"/>
   </w:num>
 </w:numbering>
 </file>
 
 <file path=word/styles.xml><?xml version="1.0" encoding="utf-8"?>
-<w:styles xmlns:mc="http://schemas.openxmlformats.org/markup-compatibility/2006" xmlns:r="http://schemas.openxmlformats.org/officeDocument/2006/relationships" xmlns:w="http://schemas.openxmlformats.org/wordprocessingml/2006/main" xmlns:w14="http://schemas.microsoft.com/office/word/2010/wordml" xmlns:w15="http://schemas.microsoft.com/office/word/2012/wordml" xmlns:w16cex="http://schemas.microsoft.com/office/word/2018/wordml/cex" xmlns:w16cid="http://schemas.microsoft.com/office/word/2016/wordml/cid" xmlns:w16="http://schemas.microsoft.com/office/word/2018/wordml" xmlns:w16se="http://schemas.microsoft.com/office/word/2015/wordml/symex" mc:Ignorable="w14 w15 w16se w16cid w16 w16cex">
+<w:styles xmlns:mc="http://schemas.openxmlformats.org/markup-compatibility/2006" xmlns:r="http://schemas.openxmlformats.org/officeDocument/2006/relationships" xmlns:w="http://schemas.openxmlformats.org/wordprocessingml/2006/main" xmlns:w14="http://schemas.microsoft.com/office/word/2010/wordml" xmlns:w15="http://schemas.microsoft.com/office/word/2012/wordml" xmlns:w16cex="http://schemas.microsoft.com/office/word/2018/wordml/cex" xmlns:w16cid="http://schemas.microsoft.com/office/word/2016/wordml/cid" xmlns:w16="http://schemas.microsoft.com/office/word/2018/wordml" xmlns:w16du="http://schemas.microsoft.com/office/word/2023/wordml/word16du" xmlns:w16sdtdh="http://schemas.microsoft.com/office/word/2020/wordml/sdtdatahash" xmlns:w16sdtfl="http://schemas.microsoft.com/office/word/2024/wordml/sdtformatlock" xmlns:w16se="http://schemas.microsoft.com/office/word/2015/wordml/symex" mc:Ignorable="w14 w15 w16se w16cid w16 w16cex w16sdtdh w16sdtfl w16du">
   <w:docDefaults>
     <w:rPrDefault>
       <w:rPr>
@@ -4891,19 +5199,6 @@
 </file>
 
 <file path=customXml/item1.xml><?xml version="1.0" encoding="utf-8"?>
-<b:Sources xmlns:b="http://schemas.openxmlformats.org/officeDocument/2006/bibliography" xmlns="http://schemas.openxmlformats.org/officeDocument/2006/bibliography" SelectedStyle="\APASixthEditionOfficeOnline.xsl" StyleName="APA" Version="6"/>
-</file>
-
-<file path=customXml/item2.xml><?xml version="1.0" encoding="utf-8"?>
-<?mso-contentType ?>
-<FormTemplates xmlns="http://schemas.microsoft.com/sharepoint/v3/contenttype/forms">
-  <Display>DocumentLibraryForm</Display>
-  <Edit>DocumentLibraryForm</Edit>
-  <New>DocumentLibraryForm</New>
-</FormTemplates>
-</file>
-
-<file path=customXml/item3.xml><?xml version="1.0" encoding="utf-8"?>
 <ct:contentTypeSchema xmlns:ct="http://schemas.microsoft.com/office/2006/metadata/contentType" xmlns:ma="http://schemas.microsoft.com/office/2006/metadata/properties/metaAttributes" ct:_="" ma:_="" ma:contentTypeName="Document" ma:contentTypeID="0x01010090A8A68FDE73AC4D8CBDB9BFAD8C387B" ma:contentTypeVersion="12" ma:contentTypeDescription="Crée un document." ma:contentTypeScope="" ma:versionID="0ed26bf5a55ced8606c974761e09e4fa">
   <xsd:schema xmlns:xsd="http://www.w3.org/2001/XMLSchema" xmlns:xs="http://www.w3.org/2001/XMLSchema" xmlns:p="http://schemas.microsoft.com/office/2006/metadata/properties" xmlns:ns2="e22defc6-895c-4d17-8d51-52c58cbdf9c8" xmlns:ns3="f7d9f5a6-831d-4621-8c77-cbcaf993e406" targetNamespace="http://schemas.microsoft.com/office/2006/metadata/properties" ma:root="true" ma:fieldsID="ddefb2dbb2671fc4cf4f5694cdb776bd" ns2:_="" ns3:_="">
     <xsd:import namespace="e22defc6-895c-4d17-8d51-52c58cbdf9c8"/>
@@ -5118,23 +5413,20 @@
 </ct:contentTypeSchema>
 </file>
 
-<file path=customXml/itemProps1.xml><?xml version="1.0" encoding="utf-8"?>
-<ds:datastoreItem xmlns:ds="http://schemas.openxmlformats.org/officeDocument/2006/customXml" ds:itemID="{AE472BBA-CF51-4B02-9A02-AA5B1827B8FE}">
-  <ds:schemaRefs>
-    <ds:schemaRef ds:uri="http://schemas.openxmlformats.org/officeDocument/2006/bibliography"/>
-  </ds:schemaRefs>
-</ds:datastoreItem>
+<file path=customXml/item2.xml><?xml version="1.0" encoding="utf-8"?>
+<b:Sources xmlns:b="http://schemas.openxmlformats.org/officeDocument/2006/bibliography" xmlns="http://schemas.openxmlformats.org/officeDocument/2006/bibliography" SelectedStyle="\APASixthEditionOfficeOnline.xsl" StyleName="APA" Version="6"/>
 </file>
 
-<file path=customXml/itemProps2.xml><?xml version="1.0" encoding="utf-8"?>
-<ds:datastoreItem xmlns:ds="http://schemas.openxmlformats.org/officeDocument/2006/customXml" ds:itemID="{B03ABF83-E1E4-4C7B-9499-5CEDB757465A}">
-  <ds:schemaRefs>
-    <ds:schemaRef ds:uri="http://schemas.microsoft.com/sharepoint/v3/contenttype/forms"/>
-  </ds:schemaRefs>
-</ds:datastoreItem>
+<file path=customXml/item3.xml><?xml version="1.0" encoding="utf-8"?>
+<?mso-contentType ?>
+<FormTemplates xmlns="http://schemas.microsoft.com/sharepoint/v3/contenttype/forms">
+  <Display>DocumentLibraryForm</Display>
+  <Edit>DocumentLibraryForm</Edit>
+  <New>DocumentLibraryForm</New>
+</FormTemplates>
 </file>
 
-<file path=customXml/itemProps3.xml><?xml version="1.0" encoding="utf-8"?>
+<file path=customXml/itemProps1.xml><?xml version="1.0" encoding="utf-8"?>
 <ds:datastoreItem xmlns:ds="http://schemas.openxmlformats.org/officeDocument/2006/customXml" ds:itemID="{3030FE43-1AF5-4219-B946-E28A04AFBC24}">
   <ds:schemaRefs>
     <ds:schemaRef ds:uri="http://schemas.microsoft.com/office/2006/metadata/contentType"/>
@@ -5151,4 +5443,20 @@
     <ds:schemaRef ds:uri="http://schemas.microsoft.com/internal/obd"/>
   </ds:schemaRefs>
 </ds:datastoreItem>
+</file>
+
+<file path=customXml/itemProps2.xml><?xml version="1.0" encoding="utf-8"?>
+<ds:datastoreItem xmlns:ds="http://schemas.openxmlformats.org/officeDocument/2006/customXml" ds:itemID="{AE472BBA-CF51-4B02-9A02-AA5B1827B8FE}">
+  <ds:schemaRefs>
+    <ds:schemaRef ds:uri="http://schemas.openxmlformats.org/officeDocument/2006/bibliography"/>
+  </ds:schemaRefs>
+</ds:datastoreItem>
+</file>
+
+<file path=customXml/itemProps3.xml><?xml version="1.0" encoding="utf-8"?>
+<ds:datastoreItem xmlns:ds="http://schemas.openxmlformats.org/officeDocument/2006/customXml" ds:itemID="{B03ABF83-E1E4-4C7B-9499-5CEDB757465A}">
+  <ds:schemaRefs>
+    <ds:schemaRef ds:uri="http://schemas.microsoft.com/sharepoint/v3/contenttype/forms"/>
+  </ds:schemaRefs>
+</ds:datastoreItem>
 </file>